--- a/LINXCO-HACKATON/plantillas/plantilla tutela por no respuesta del derecho de peticion (2).docx
+++ b/LINXCO-HACKATON/plantillas/plantilla tutela por no respuesta del derecho de peticion (2).docx
@@ -1,68 +1,761 @@
 
 <file path=word/document.xml><?xml version="1.0" encoding="utf-8"?>
-<w:document xmlns:w="http://schemas.openxmlformats.org/wordprocessingml/2006/main">
+<w:document xmlns:wpc="http://schemas.microsoft.com/office/word/2010/wordprocessingCanvas" xmlns:cx="http://schemas.microsoft.com/office/drawing/2014/chartex" xmlns:cx1="http://schemas.microsoft.com/office/drawing/2015/9/8/chartex" xmlns:cx2="http://schemas.microsoft.com/office/drawing/2015/10/21/chartex" xmlns:cx3="http://schemas.microsoft.com/office/drawing/2016/5/9/chartex" xmlns:cx4="http://schemas.microsoft.com/office/drawing/2016/5/10/chartex" xmlns:cx5="http://schemas.microsoft.com/office/drawing/2016/5/11/chartex" xmlns:cx6="http://schemas.microsoft.com/office/drawing/2016/5/12/chartex" xmlns:cx7="http://schemas.microsoft.com/office/drawing/2016/5/13/chartex" xmlns:cx8="http://schemas.microsoft.com/office/drawing/2016/5/14/chartex" xmlns:mc="http://schemas.openxmlformats.org/markup-compatibility/2006" xmlns:aink="http://schemas.microsoft.com/office/drawing/2016/ink" xmlns:am3d="http://schemas.microsoft.com/office/drawing/2017/model3d" xmlns:o="urn:schemas-microsoft-com:office:office" xmlns:r="http://schemas.openxmlformats.org/officeDocument/2006/relationships" xmlns:m="http://schemas.openxmlformats.org/officeDocument/2006/math" xmlns:v="urn:schemas-microsoft-com:vml" xmlns:wp14="http://schemas.microsoft.com/office/word/2010/wordprocessingDrawing" xmlns:wp="http://schemas.openxmlformats.org/drawingml/2006/wordprocessingDrawing" xmlns:w10="urn:schemas-microsoft-com:office:word" xmlns:w="http://schemas.openxmlformats.org/wordprocessingml/2006/main" xmlns:w14="http://schemas.microsoft.com/office/word/2010/wordml" xmlns:w15="http://schemas.microsoft.com/office/word/2012/wordml" xmlns:w16cex="http://schemas.microsoft.com/office/word/2018/wordml/cex" xmlns:w16cid="http://schemas.microsoft.com/office/word/2016/wordml/cid" xmlns:w16="http://schemas.microsoft.com/office/word/2018/wordml" xmlns:w16sdtdh="http://schemas.microsoft.com/office/word/2020/wordml/sdtdatahash" xmlns:w16se="http://schemas.microsoft.com/office/word/2015/wordml/symex" xmlns:wpg="http://schemas.microsoft.com/office/word/2010/wordprocessingGroup" xmlns:wpi="http://schemas.microsoft.com/office/word/2010/wordprocessingInk" xmlns:wne="http://schemas.microsoft.com/office/word/2006/wordml" xmlns:wps="http://schemas.microsoft.com/office/word/2010/wordprocessingShape" mc:Ignorable="w14 w15 w16se w16cid w16 w16cex w16sdtdh wp14">
   <w:body>
     <w:p>
-      <w:r>
-        <w:t xml:space="preserve">ACCIÓN DE TUTELA POR VULNERACIÓN DEL DERECHO FUNDAMENTAL DE PETICIÓN SEÑOR(A) JUEZ MUNICIPAL DE {{CIUDAD_O_MUNICIPIO}} (E. S. D.) ●​ ACCIONANTE: {{NOMBRE_COMPLETO_DEL_ACCIONANTE}}​ ●​ ACCIONADO: {{NOMBRE_COMPLETO_DE_LA_ENTIDAD_O_AUTORIDA}}​ ●​ REFERENCIA: Acción de tutela por vulneración del derecho fundamental de petición {{NOMBRE_COMPLETO_DEL_ACCIONANTE}}, mayor de edad, identificado(a) con cédula de ciudadanía No. {{NUMERO_CEDULA}} expedida en {{LUGAR_EXPEDICION_CEDULA}} y domiciliado(a) en {{LUGAR_DE_DOMICILIO_Y_DIRECCI_N}}, actuando en nombre propio, interpongo ante usted ACCIÓN DE TUTELA, consagrada en el artículo 86 de la Constitución Política y reglamentada por el Decreto 2591 de 1991, en contra de {{NOMBRE_COMPLETO_DE_LA_ENTIDAD_O_AUTORIDA}}, con el fin de que se proteja mi derecho fundamental de petición, consagrado en el artículo 23 de la Constitución Política, con fundamento en los siguientes:</w:t>
-      </w:r>
-    </w:p>
-    <w:p>
-      <w:r>
-        <w:t xml:space="preserve">HECHOS 1.​ El día {{FECHA_DE_RADICACI_N_DEL_DERECHO_DE_PETIC}}, radiqué un derecho de petición ante {{ORGANISMO_ENTIDAD_A_LA_QUE_SE_RADIC}}, a través de {{MEDIO_DE_RADICACI_N_PLATAFORMA_WEB_CORRE}}, al cual se le asignó el número de radicado {{N_MERO_DE_RADICADO}}. 2.​ En dicha petición solicité: {{RESUMEN_DE_LO_QUE_SOLICIT_EN_EL_DERECHO_}}. 3.​ De conformidad con el artículo 14 de la Ley 1755 de 2015, la entidad contaba con un término de {{N_MERO_DE_D_AS_H_BILES_10_15_O_30_SEG_N_}} días hábiles para resolver mi petición, término que venció el {{FECHA_EN_LA_QUE_VENCI_EL_T_RMINO_LEGAL}}. 4.​ A la fecha de presentación de esta acción de tutela han transcurrido {{N_MERO_DE_D_AS}} días hábiles desde la radicación de la petición, sin que la entidad accionada me haya notificado una respuesta de fondo, y sin que me haya informado los motivos de la demora ni el plazo razonable en el que resolvería, como lo exige el parágrafo del artículo 14 de la Ley 1755 de 2015.</w:t>
-      </w:r>
-    </w:p>
-    <w:p>
-      <w:r>
-        <w:t xml:space="preserve">PRETENSIONES Con fundamento en los hechos expuestos, solicito respetuosamente al señor(a) Juez:</w:t>
-      </w:r>
-    </w:p>
-    <w:p>
-      <w:r>
-        <w:t xml:space="preserve">1.​ TUTELAR mi derecho fundamental de petición, vulnerado por {{NOMBRE_COMPLETO_DE_LA_ENTIDAD_O_AUTORIDA}}. 2.​ ORDENAR a {{NOMBRE_COMPLETO_DE_LA_ENTIDAD_O_AUTORIDA}} que, en un término no mayor a cuarenta y ocho (48) horas contadas a partir de la notificación del fallo, emita una respuesta clara, precisa, congruente y de fondo a la petición radicada el {{FECHA_DE_RADICACI_N}} bajo el No. {{N_MERO_DE_RADICADO}}, y que me la notifique en debida forma.</w:t>
-      </w:r>
-    </w:p>
-    <w:p>
-      <w:r>
-        <w:t xml:space="preserve">FUNDAMENTOS Y RAZONES DE DERECHO 1.​ Fundamento normativo:​ Fundamento esta acción en el artículo 86 de la Constitución Política, que consagra la acción de tutela como mecanismo para la protección inmediata de los derechos fundamentales; en el Decreto 2591 de 1991, que la reglamenta, y en el Decreto 306 de 1992, compilado en el Decreto 1069 de 2015. Así mismo, en el artículo 23 de la Constitución Política y en la Ley Estatutaria 1755 de 2015, que regula el derecho fundamental de petición.​ Cabe precisar que la Corte Constitucional, mediante la Sentencia C-818 de 2011, declaró inexequibles los artículos 13 a 33 de la Ley 1437 de 2011 por tratarse de una materia sujeta a reserva de ley estatutaria (artículo 152 de la Constitución Política). En consecuencia, el Congreso expidió la Ley Estatutaria 1755 de 2015, cuyo control previo de constitucionalidad realizó la Corte en la Sentencia C-951 de 2014. Por lo tanto, la Ley 1755 de 2015 es la norma aplicable a la presente petición. 2.​ Contenido del derecho fundamental de petición:​ El artículo 23 de la Constitución Política dispone que "toda persona tiene derecho a presentar peticiones respetuosas a las autoridades por motivos de interés general o particular y a obtener pronta resolución".​ En la Sentencia T-601 de 1998, la Corte Constitucional señaló que el derecho de petición implica que la respuesta de la autoridad "debe definir, de fondo, positiva o negativamente, la solicitud elevada, o por lo menos, expresar con claridad las etapas, medios, términos o procesos necesarios para dar una respuesta definitiva y contundente a quien la presentó".​ Posteriormente, en la Sentencia T-172 de 2013, la Corte precisó que la respuesta debe: (i) ser pronta y oportuna; (ii) resolver de fondo, de manera clara, precisa y congruente la situación planteada por el interesado; (iii) y, finalmente, tiene que ser puesta en conocimiento del peticionario. La falta de cualquiera de estos elementos traduce la vulneración del derecho. 3.​ Términos para resolver:​ Según el artículo 14 de la Ley 1755 de 2015, toda petición debe resolverse dentro de los quince (15) días hábiles siguientes a su recepción; las peticiones de documentos e información, dentro de los diez (10) días hábiles siguientes, y las consultas, dentro de los treinta (30) días hábiles siguientes. Según el parágrafo del mismo artículo, cuando no sea posible resolver en esos plazos, la autoridad debe informarlo al interesado antes de su vencimiento, expresando los motivos de la demora y el plazo razonable en que resolverá. En este caso, {{NOMBRE_COMPLETO_DE_LA_ENTIDAD_O_AUTORIDA}} dejó vencer el término sin responder y sin informar sobre la ampliación del plazo.</w:t>
-      </w:r>
-    </w:p>
-    <w:p>
-      <w:r>
-        <w:t xml:space="preserve">4.​ Procedencia de la acción de tutela:​ La presente acción es procedente porque: (i) actúo como titular del derecho vulnerado (artículo 10 del Decreto 2591 de 1991); (ii) la accionada es una autoridad pública/entidad a la que se le atribuye la vulneración (artículo 5 del Decreto 2591 de 1991); (iii) el ordenamiento jurídico no prevé otro medio judicial idóneo y eficaz para obtener la protección del derecho de petición, por lo que la tutela es el mecanismo adecuado; y (iv) la acción se presenta en un término razonable desde el vencimiento del plazo.​ El eventual silencio administrativo negativo no excluye la protección, pues el artículo 83 de la Ley 1437 de 2011 establece que su ocurrencia no exime de responsabilidad a las autoridades ni las excusa del deber de decidir.</w:t>
-      </w:r>
-    </w:p>
-    <w:p>
-      <w:r>
-        <w:t xml:space="preserve">COMPETENCIA Es usted, señor(a) Juez, competente para conocer de esta acción por tener jurisdicción en el lugar donde ocurre la vulneración del derecho fundamental (artículo 37 del Decreto 2591 de 1991) y de acuerdo con las reglas de reparto del artículo 2.2.3.1.2.1 del Decreto 1069 de 2015, modificado por el Decreto 333 de 2021.</w:t>
-      </w:r>
-    </w:p>
-    <w:p>
-      <w:r>
-        <w:t xml:space="preserve">JURAMENTO Bajo la gravedad de juramento manifiesto que no he presentado otra acción de tutela por los mismos hechos y derechos aquí relacionados (artículo 37 del Decreto 2591 de 1991).</w:t>
-      </w:r>
-    </w:p>
-    <w:p>
-      <w:r>
-        <w:t xml:space="preserve">PRUEBAS Y ANEXOS 1.​ Copia del derecho de petición radicado con constancia de recepción (sello de recibido, número de radicado, soporte web o correo electrónico de envío). 2.​ Copia del documento de identidad del accionante. 3.​ {{ANEXAR_OTRA_PRUEBA_SI_APLICA_O_ELIMINAR_}}</w:t>
-      </w:r>
-    </w:p>
-    <w:p>
-      <w:r>
-        <w:t xml:space="preserve">NOTIFICACIONES ●​ Accionante: ○​ Dirección física: {{DIRECCI_N_COMPLETA_DE_RESIDENCIA_NOTIFIC}}​ ○​ Correo electrónico: {{CORREO_ELECTR_NICO}}​ ○​ Teléfono / Celular: {{N_MERO_TELEF_NICO}}​ ●​ Accionado: ○​ Dirección física: {{DIRECCI_N_DE_LA_ENTIDAD_ACCIONADA}}​ ○​ Correo electrónico judicial: {{CORREO_ELECTR_NICO_DE_NOTIFICACIONES_JUD}}​</w:t>
-      </w:r>
-    </w:p>
-    <w:p>
-      <w:r>
-        <w:t xml:space="preserve">Atentamente, {{NOMBRE_COMPLETO_DEL_ACCIONANTE}}</w:t>
-      </w:r>
-    </w:p>
-    <w:p>
-      <w:r>
-        <w:t xml:space="preserve">C.C. No. {{NUMERO_CEDULA}} de {{LUGAR_EXPEDICION_CEDULA}}</w:t>
-      </w:r>
-    </w:p>
-    <w:sectPr/>
+      <w:pPr>
+        <w:spacing w:before="100" w:beforeAutospacing="1" w:after="100" w:afterAutospacing="1" w:line="240" w:lineRule="auto"/>
+        <w:rPr>
+          <w:rFonts w:ascii="Arial" w:hAnsi="Arial" w:cs="Arial"/>
+          <w:b/>
+          <w:bCs/>
+          <w:sz w:val="24"/>
+          <w:szCs w:val="24"/>
+        </w:rPr>
+      </w:pPr>
+      <w:r>
+        <w:rPr>
+          <w:rFonts w:ascii="Arial" w:hAnsi="Arial" w:cs="Arial"/>
+          <w:b/>
+          <w:bCs/>
+          <w:sz w:val="24"/>
+          <w:szCs w:val="24"/>
+        </w:rPr>
+        <w:t xml:space="preserve">{CIUDAD_O_MUNICIPIO}, {DEPARTAMENTO}, {FECHA_PRESENTACION}</w:t>
+      </w:r>
+    </w:p>
+    <w:p>
+      <w:pPr>
+        <w:spacing w:before="100" w:beforeAutospacing="1" w:after="100" w:afterAutospacing="1" w:line="240" w:lineRule="auto"/>
+        <w:rPr>
+          <w:rFonts w:ascii="Arial" w:hAnsi="Arial" w:cs="Arial"/>
+          <w:sz w:val="24"/>
+          <w:szCs w:val="24"/>
+        </w:rPr>
+      </w:pPr>
+      <w:r>
+        <w:rPr>
+          <w:rFonts w:ascii="Arial" w:hAnsi="Arial" w:cs="Arial"/>
+          <w:sz w:val="24"/>
+          <w:szCs w:val="24"/>
+        </w:rPr>
+        <w:t xml:space="preserve">Señor(a)</w:t>
+      </w:r>
+    </w:p>
+    <w:p>
+      <w:pPr>
+        <w:spacing w:before="100" w:beforeAutospacing="1" w:after="100" w:afterAutospacing="1" w:line="240" w:lineRule="auto"/>
+        <w:rPr>
+          <w:rFonts w:ascii="Arial" w:hAnsi="Arial" w:cs="Arial"/>
+          <w:b/>
+          <w:bCs/>
+          <w:sz w:val="24"/>
+          <w:szCs w:val="24"/>
+        </w:rPr>
+      </w:pPr>
+      <w:r>
+        <w:rPr>
+          <w:rFonts w:ascii="Arial" w:hAnsi="Arial" w:cs="Arial"/>
+          <w:b/>
+          <w:bCs/>
+          <w:sz w:val="24"/>
+          <w:szCs w:val="24"/>
+        </w:rPr>
+        <w:t xml:space="preserve">JUEZ CONSTITUCIONAL – REPARTO</w:t>
+      </w:r>
+    </w:p>
+    <w:p>
+      <w:pPr>
+        <w:spacing w:before="100" w:beforeAutospacing="1" w:after="100" w:afterAutospacing="1" w:line="240" w:lineRule="auto"/>
+        <w:rPr>
+          <w:rFonts w:ascii="Arial" w:hAnsi="Arial" w:cs="Arial"/>
+          <w:sz w:val="24"/>
+          <w:szCs w:val="24"/>
+        </w:rPr>
+      </w:pPr>
+      <w:r>
+        <w:rPr>
+          <w:rFonts w:ascii="Arial" w:hAnsi="Arial" w:cs="Arial"/>
+          <w:sz w:val="24"/>
+          <w:szCs w:val="24"/>
+        </w:rPr>
+        <w:t xml:space="preserve">{CIUDAD_O_MUNICIPIO}, {DEPARTAMENTO}</w:t>
+      </w:r>
+    </w:p>
+    <w:p>
+      <w:pPr>
+        <w:spacing w:before="100" w:beforeAutospacing="1" w:after="100" w:afterAutospacing="1" w:line="240" w:lineRule="auto"/>
+        <w:rPr>
+          <w:rFonts w:ascii="Arial" w:hAnsi="Arial" w:cs="Arial"/>
+          <w:sz w:val="24"/>
+          <w:szCs w:val="24"/>
+        </w:rPr>
+      </w:pPr>
+      <w:r>
+        <w:rPr>
+          <w:rFonts w:ascii="Arial" w:hAnsi="Arial" w:cs="Arial"/>
+          <w:sz w:val="24"/>
+          <w:szCs w:val="24"/>
+        </w:rPr>
+        <w:t xml:space="preserve">E. S. D.</w:t>
+      </w:r>
+    </w:p>
+    <w:p>
+      <w:pPr>
+        <w:spacing w:before="100" w:beforeAutospacing="1" w:after="100" w:afterAutospacing="1" w:line="240" w:lineRule="auto"/>
+        <w:rPr>
+          <w:rFonts w:ascii="Arial" w:hAnsi="Arial" w:cs="Arial"/>
+          <w:b/>
+          <w:bCs/>
+          <w:sz w:val="24"/>
+          <w:szCs w:val="24"/>
+        </w:rPr>
+      </w:pPr>
+      <w:r>
+        <w:rPr>
+          <w:rFonts w:ascii="Arial" w:hAnsi="Arial" w:cs="Arial"/>
+          <w:b/>
+          <w:bCs/>
+          <w:sz w:val="24"/>
+          <w:szCs w:val="24"/>
+        </w:rPr>
+        <w:t xml:space="preserve">REFERENCIA: ACCIÓN DE TUTELA POR VULNERACIÓN DEL DERECHO FUNDAMENTAL DE PETICIÓN.</w:t>
+      </w:r>
+    </w:p>
+    <w:p>
+      <w:pPr>
+        <w:spacing w:before="100" w:beforeAutospacing="1" w:after="100" w:afterAutospacing="1" w:line="240" w:lineRule="auto"/>
+        <w:rPr>
+          <w:rFonts w:ascii="Arial" w:hAnsi="Arial" w:cs="Arial"/>
+          <w:b/>
+          <w:bCs/>
+          <w:sz w:val="24"/>
+          <w:szCs w:val="24"/>
+        </w:rPr>
+      </w:pPr>
+      <w:r>
+        <w:rPr>
+          <w:rFonts w:ascii="Arial" w:hAnsi="Arial" w:cs="Arial"/>
+          <w:b/>
+          <w:bCs/>
+          <w:sz w:val="24"/>
+          <w:szCs w:val="24"/>
+        </w:rPr>
+        <w:t xml:space="preserve">ACCIONANTE: {NOMBRE_COMPLETO_ACCIONANTE}</w:t>
+      </w:r>
+    </w:p>
+    <w:p>
+      <w:pPr>
+        <w:spacing w:before="100" w:beforeAutospacing="1" w:after="100" w:afterAutospacing="1" w:line="240" w:lineRule="auto"/>
+        <w:rPr>
+          <w:rFonts w:ascii="Arial" w:hAnsi="Arial" w:cs="Arial"/>
+          <w:b/>
+          <w:bCs/>
+          <w:sz w:val="24"/>
+          <w:szCs w:val="24"/>
+        </w:rPr>
+      </w:pPr>
+      <w:r>
+        <w:rPr>
+          <w:rFonts w:ascii="Arial" w:hAnsi="Arial" w:cs="Arial"/>
+          <w:b/>
+          <w:bCs/>
+          <w:sz w:val="24"/>
+          <w:szCs w:val="24"/>
+        </w:rPr>
+        <w:t xml:space="preserve">ACCIONADO: {NOMBRE_COMPLETO_ENTIDAD_O_AUTORIDAD_ACCIONADA}</w:t>
+      </w:r>
+    </w:p>
+    <w:p>
+      <w:pPr>
+        <w:spacing w:before="100" w:beforeAutospacing="1" w:after="100" w:afterAutospacing="1" w:line="240" w:lineRule="auto"/>
+        <w:rPr>
+          <w:rFonts w:ascii="Arial" w:hAnsi="Arial" w:cs="Arial"/>
+          <w:sz w:val="24"/>
+          <w:szCs w:val="24"/>
+        </w:rPr>
+      </w:pPr>
+      <w:r>
+        <w:rPr>
+          <w:rFonts w:ascii="Arial" w:hAnsi="Arial" w:cs="Arial"/>
+          <w:sz w:val="24"/>
+          <w:szCs w:val="24"/>
+        </w:rPr>
+        <w:t xml:space="preserve">Yo, {NOMBRE_COMPLETO_ACCIONANTE}, persona mayor de edad, identificado(a) con cédula de ciudadanía No. {NUMERO_DOCUMENTO}, domiciliado(a) en {DIRECCION_COMPLETA_RESIDENCIA_NOTIFICACION}, acudo ante su despacho judicial para interponer ACCIÓN DE TUTELA contra {NOMBRE_COMPLETO_ENTIDAD_O_AUTORIDAD_ACCIONADA}, con el objeto de que se proteja mi derecho fundamental de petición (artículo 23 C.P.), con fundamento en los siguientes:</w:t>
+      </w:r>
+    </w:p>
+    <w:p>
+      <w:pPr>
+        <w:spacing w:before="180" w:beforeAutospacing="1" w:after="100" w:afterAutospacing="1" w:line="240" w:lineRule="auto"/>
+        <w:rPr>
+          <w:rFonts w:ascii="Arial" w:hAnsi="Arial" w:cs="Arial"/>
+          <w:b/>
+          <w:bCs/>
+          <w:sz w:val="24"/>
+          <w:szCs w:val="24"/>
+        </w:rPr>
+      </w:pPr>
+      <w:r>
+        <w:rPr>
+          <w:rFonts w:ascii="Arial" w:hAnsi="Arial" w:cs="Arial"/>
+          <w:b/>
+          <w:bCs/>
+          <w:sz w:val="24"/>
+          <w:szCs w:val="24"/>
+        </w:rPr>
+        <w:t xml:space="preserve">HECHOS</w:t>
+      </w:r>
+    </w:p>
+    <w:p>
+      <w:pPr>
+        <w:spacing w:before="100" w:beforeAutospacing="1" w:after="100" w:afterAutospacing="1" w:line="240" w:lineRule="auto"/>
+        <w:rPr>
+          <w:rFonts w:ascii="Arial" w:hAnsi="Arial" w:cs="Arial"/>
+          <w:sz w:val="24"/>
+          <w:szCs w:val="24"/>
+        </w:rPr>
+      </w:pPr>
+      <w:r>
+        <w:rPr>
+          <w:rFonts w:ascii="Arial" w:hAnsi="Arial" w:cs="Arial"/>
+          <w:b/>
+          <w:bCs/>
+          <w:sz w:val="24"/>
+          <w:szCs w:val="24"/>
+        </w:rPr>
+        <w:t xml:space="preserve">PRIMERO. </w:t>
+      </w:r>
+      <w:r>
+        <w:rPr>
+          <w:rFonts w:ascii="Arial" w:hAnsi="Arial" w:cs="Arial"/>
+          <w:sz w:val="24"/>
+          <w:szCs w:val="24"/>
+        </w:rPr>
+        <w:t xml:space="preserve">Con fecha {FECHA_RADICACION_DERECHO_PETICION}, radiqué formalmente un Derecho de Petición ante la entidad {NOMBRE_COMPLETO_ENTIDAD_O_AUTORIDAD_ACCIONADA}, radicado bajo el número {NUMERO_RADICADO}.</w:t>
+      </w:r>
+    </w:p>
+    <w:p>
+      <w:pPr>
+        <w:spacing w:before="100" w:beforeAutospacing="1" w:after="100" w:afterAutospacing="1" w:line="240" w:lineRule="auto"/>
+        <w:rPr>
+          <w:rFonts w:ascii="Arial" w:hAnsi="Arial" w:cs="Arial"/>
+          <w:sz w:val="24"/>
+          <w:szCs w:val="24"/>
+        </w:rPr>
+      </w:pPr>
+      <w:r>
+        <w:rPr>
+          <w:rFonts w:ascii="Arial" w:hAnsi="Arial" w:cs="Arial"/>
+          <w:b/>
+          <w:bCs/>
+          <w:sz w:val="24"/>
+          <w:szCs w:val="24"/>
+        </w:rPr>
+        <w:t xml:space="preserve">SEGUNDO. </w:t>
+      </w:r>
+      <w:r>
+        <w:rPr>
+          <w:rFonts w:ascii="Arial" w:hAnsi="Arial" w:cs="Arial"/>
+          <w:sz w:val="24"/>
+          <w:szCs w:val="24"/>
+        </w:rPr>
+        <w:t xml:space="preserve">El objeto de la solicitud radicada consistió en: {RESUMEN_SOLICITUD_DERECHO_PETICION}.</w:t>
+      </w:r>
+    </w:p>
+    <w:p>
+      <w:pPr>
+        <w:spacing w:before="100" w:beforeAutospacing="1" w:after="100" w:afterAutospacing="1" w:line="240" w:lineRule="auto"/>
+        <w:rPr>
+          <w:rFonts w:ascii="Arial" w:hAnsi="Arial" w:cs="Arial"/>
+          <w:sz w:val="24"/>
+          <w:szCs w:val="24"/>
+        </w:rPr>
+      </w:pPr>
+      <w:r>
+        <w:rPr>
+          <w:rFonts w:ascii="Arial" w:hAnsi="Arial" w:cs="Arial"/>
+          <w:b/>
+          <w:bCs/>
+          <w:sz w:val="24"/>
+          <w:szCs w:val="24"/>
+        </w:rPr>
+        <w:t xml:space="preserve">TERCERO. </w:t>
+      </w:r>
+      <w:r>
+        <w:rPr>
+          <w:rFonts w:ascii="Arial" w:hAnsi="Arial" w:cs="Arial"/>
+          <w:sz w:val="24"/>
+          <w:szCs w:val="24"/>
+        </w:rPr>
+        <w:t xml:space="preserve">A la fecha de interposición de la presente acción ha transcurrido con creces el término legal perentorio de quince (15) días hábiles previsto en el artículo 14 de la Ley 1755 de 2015.</w:t>
+      </w:r>
+    </w:p>
+    <w:p>
+      <w:pPr>
+        <w:spacing w:before="100" w:beforeAutospacing="1" w:after="100" w:afterAutospacing="1" w:line="240" w:lineRule="auto"/>
+        <w:rPr>
+          <w:rFonts w:ascii="Arial" w:hAnsi="Arial" w:cs="Arial"/>
+          <w:sz w:val="24"/>
+          <w:szCs w:val="24"/>
+        </w:rPr>
+      </w:pPr>
+      <w:r>
+        <w:rPr>
+          <w:rFonts w:ascii="Arial" w:hAnsi="Arial" w:cs="Arial"/>
+          <w:b/>
+          <w:bCs/>
+          <w:sz w:val="24"/>
+          <w:szCs w:val="24"/>
+        </w:rPr>
+        <w:t xml:space="preserve">CUARTO. </w:t>
+      </w:r>
+      <w:r>
+        <w:rPr>
+          <w:rFonts w:ascii="Arial" w:hAnsi="Arial" w:cs="Arial"/>
+          <w:sz w:val="24"/>
+          <w:szCs w:val="24"/>
+        </w:rPr>
+        <w:t xml:space="preserve">La entidad accionada ha guardado absoluto silencio administrativo, vulnerando flagrantemente mi derecho constitucional a obtener pronta y completa respuesta de fondo.</w:t>
+      </w:r>
+    </w:p>
+    <w:p>
+      <w:pPr>
+        <w:spacing w:before="180" w:beforeAutospacing="1" w:after="100" w:afterAutospacing="1" w:line="240" w:lineRule="auto"/>
+        <w:rPr>
+          <w:rFonts w:ascii="Arial" w:hAnsi="Arial" w:cs="Arial"/>
+          <w:b/>
+          <w:bCs/>
+          <w:sz w:val="24"/>
+          <w:szCs w:val="24"/>
+        </w:rPr>
+      </w:pPr>
+      <w:r>
+        <w:rPr>
+          <w:rFonts w:ascii="Arial" w:hAnsi="Arial" w:cs="Arial"/>
+          <w:b/>
+          <w:bCs/>
+          <w:sz w:val="24"/>
+          <w:szCs w:val="24"/>
+        </w:rPr>
+        <w:t xml:space="preserve">FUNDAMENTOS Y RAZONES DE DERECHO</w:t>
+      </w:r>
+    </w:p>
+    <w:p>
+      <w:pPr>
+        <w:spacing w:before="100" w:beforeAutospacing="1" w:after="100" w:afterAutospacing="1" w:line="240" w:lineRule="auto"/>
+        <w:rPr>
+          <w:rFonts w:ascii="Arial" w:hAnsi="Arial" w:cs="Arial"/>
+          <w:sz w:val="24"/>
+          <w:szCs w:val="24"/>
+        </w:rPr>
+      </w:pPr>
+      <w:r>
+        <w:rPr>
+          <w:rFonts w:ascii="Arial" w:hAnsi="Arial" w:cs="Arial"/>
+          <w:b/>
+          <w:bCs/>
+          <w:sz w:val="24"/>
+          <w:szCs w:val="24"/>
+        </w:rPr>
+        <w:t xml:space="preserve">PRIMERO. </w:t>
+      </w:r>
+      <w:r>
+        <w:rPr>
+          <w:rFonts w:ascii="Arial" w:hAnsi="Arial" w:cs="Arial"/>
+          <w:sz w:val="24"/>
+          <w:szCs w:val="24"/>
+        </w:rPr>
+        <w:t xml:space="preserve">El artículo 23 de la Constitución Política garantiza a toda persona el derecho a presentar peticiones respetuosas a las autoridades y a obtener pronta resolución.</w:t>
+      </w:r>
+    </w:p>
+    <w:p>
+      <w:pPr>
+        <w:spacing w:before="100" w:beforeAutospacing="1" w:after="100" w:afterAutospacing="1" w:line="240" w:lineRule="auto"/>
+        <w:rPr>
+          <w:rFonts w:ascii="Arial" w:hAnsi="Arial" w:cs="Arial"/>
+          <w:sz w:val="24"/>
+          <w:szCs w:val="24"/>
+        </w:rPr>
+      </w:pPr>
+      <w:r>
+        <w:rPr>
+          <w:rFonts w:ascii="Arial" w:hAnsi="Arial" w:cs="Arial"/>
+          <w:b/>
+          <w:bCs/>
+          <w:sz w:val="24"/>
+          <w:szCs w:val="24"/>
+        </w:rPr>
+        <w:t xml:space="preserve">SEGUNDO. </w:t>
+      </w:r>
+      <w:r>
+        <w:rPr>
+          <w:rFonts w:ascii="Arial" w:hAnsi="Arial" w:cs="Arial"/>
+          <w:sz w:val="24"/>
+          <w:szCs w:val="24"/>
+        </w:rPr>
+        <w:t xml:space="preserve">La Corte Constitucional ha establecido pacíficamente (Sentencias T-377 de 2000, T-149 de 2013 y T-061 de 2022) que el núcleo esencial del derecho de petición comprende una respuesta pronta, de fondo, clara, precisa y debidamente congruente con lo pedido.</w:t>
+      </w:r>
+    </w:p>
+    <w:p>
+      <w:pPr>
+        <w:spacing w:before="180" w:beforeAutospacing="1" w:after="100" w:afterAutospacing="1" w:line="240" w:lineRule="auto"/>
+        <w:rPr>
+          <w:rFonts w:ascii="Arial" w:hAnsi="Arial" w:cs="Arial"/>
+          <w:b/>
+          <w:bCs/>
+          <w:sz w:val="24"/>
+          <w:szCs w:val="24"/>
+        </w:rPr>
+      </w:pPr>
+      <w:r>
+        <w:rPr>
+          <w:rFonts w:ascii="Arial" w:hAnsi="Arial" w:cs="Arial"/>
+          <w:b/>
+          <w:bCs/>
+          <w:sz w:val="24"/>
+          <w:szCs w:val="24"/>
+        </w:rPr>
+        <w:t xml:space="preserve">PRETENSIONES</w:t>
+      </w:r>
+    </w:p>
+    <w:p>
+      <w:pPr>
+        <w:spacing w:before="100" w:beforeAutospacing="1" w:after="100" w:afterAutospacing="1" w:line="240" w:lineRule="auto"/>
+        <w:rPr>
+          <w:rFonts w:ascii="Arial" w:hAnsi="Arial" w:cs="Arial"/>
+          <w:sz w:val="24"/>
+          <w:szCs w:val="24"/>
+        </w:rPr>
+      </w:pPr>
+      <w:r>
+        <w:rPr>
+          <w:rFonts w:ascii="Arial" w:hAnsi="Arial" w:cs="Arial"/>
+          <w:sz w:val="24"/>
+          <w:szCs w:val="24"/>
+        </w:rPr>
+        <w:t xml:space="preserve">Con fundamento en los hechos narrados, solicito respetuosamente al señor(a) Juez:</w:t>
+      </w:r>
+    </w:p>
+    <w:p>
+      <w:pPr>
+        <w:spacing w:before="100" w:beforeAutospacing="1" w:after="100" w:afterAutospacing="1" w:line="240" w:lineRule="auto"/>
+        <w:rPr>
+          <w:rFonts w:ascii="Arial" w:hAnsi="Arial" w:cs="Arial"/>
+          <w:sz w:val="24"/>
+          <w:szCs w:val="24"/>
+        </w:rPr>
+      </w:pPr>
+      <w:r>
+        <w:rPr>
+          <w:rFonts w:ascii="Arial" w:hAnsi="Arial" w:cs="Arial"/>
+          <w:b/>
+          <w:bCs/>
+          <w:sz w:val="24"/>
+          <w:szCs w:val="24"/>
+        </w:rPr>
+        <w:t xml:space="preserve">PRIMERA. </w:t>
+      </w:r>
+      <w:r>
+        <w:rPr>
+          <w:rFonts w:ascii="Arial" w:hAnsi="Arial" w:cs="Arial"/>
+          <w:sz w:val="24"/>
+          <w:szCs w:val="24"/>
+        </w:rPr>
+        <w:t xml:space="preserve">TUTELAR mi derecho fundamental de petición vulnerado por {NOMBRE_COMPLETO_ENTIDAD_O_AUTORIDAD_ACCIONADA}.</w:t>
+      </w:r>
+    </w:p>
+    <w:p>
+      <w:pPr>
+        <w:spacing w:before="100" w:beforeAutospacing="1" w:after="100" w:afterAutospacing="1" w:line="240" w:lineRule="auto"/>
+        <w:rPr>
+          <w:rFonts w:ascii="Arial" w:hAnsi="Arial" w:cs="Arial"/>
+          <w:sz w:val="24"/>
+          <w:szCs w:val="24"/>
+        </w:rPr>
+      </w:pPr>
+      <w:r>
+        <w:rPr>
+          <w:rFonts w:ascii="Arial" w:hAnsi="Arial" w:cs="Arial"/>
+          <w:b/>
+          <w:bCs/>
+          <w:sz w:val="24"/>
+          <w:szCs w:val="24"/>
+        </w:rPr>
+        <w:t xml:space="preserve">SEGUNDA. </w:t>
+      </w:r>
+      <w:r>
+        <w:rPr>
+          <w:rFonts w:ascii="Arial" w:hAnsi="Arial" w:cs="Arial"/>
+          <w:sz w:val="24"/>
+          <w:szCs w:val="24"/>
+        </w:rPr>
+        <w:t xml:space="preserve">ORDENAR a {NOMBRE_COMPLETO_ENTIDAD_O_AUTORIDAD_ACCIONADA} que, en el término improrrogable de cuarenta y ocho (48) horas contadas a partir de la notificación del fallo, emita y notifique respuesta de fondo, clara y precisa a mi solicitud radicada.</w:t>
+      </w:r>
+    </w:p>
+    <w:p>
+      <w:pPr>
+        <w:spacing w:before="180" w:beforeAutospacing="1" w:after="100" w:afterAutospacing="1" w:line="240" w:lineRule="auto"/>
+        <w:rPr>
+          <w:rFonts w:ascii="Arial" w:hAnsi="Arial" w:cs="Arial"/>
+          <w:b/>
+          <w:bCs/>
+          <w:sz w:val="24"/>
+          <w:szCs w:val="24"/>
+        </w:rPr>
+      </w:pPr>
+      <w:r>
+        <w:rPr>
+          <w:rFonts w:ascii="Arial" w:hAnsi="Arial" w:cs="Arial"/>
+          <w:b/>
+          <w:bCs/>
+          <w:sz w:val="24"/>
+          <w:szCs w:val="24"/>
+        </w:rPr>
+        <w:t xml:space="preserve">COMPETENCIA</w:t>
+      </w:r>
+    </w:p>
+    <w:p>
+      <w:pPr>
+        <w:spacing w:before="100" w:beforeAutospacing="1" w:after="100" w:afterAutospacing="1" w:line="240" w:lineRule="auto"/>
+        <w:rPr>
+          <w:rFonts w:ascii="Arial" w:hAnsi="Arial" w:cs="Arial"/>
+          <w:sz w:val="24"/>
+          <w:szCs w:val="24"/>
+        </w:rPr>
+      </w:pPr>
+      <w:r>
+        <w:rPr>
+          <w:rFonts w:ascii="Arial" w:hAnsi="Arial" w:cs="Arial"/>
+          <w:sz w:val="24"/>
+          <w:szCs w:val="24"/>
+        </w:rPr>
+        <w:t xml:space="preserve">Es usted competente por tener jurisdicción y competencia en el lugar donde ocurre la omisión vulneradora de los derechos fundamentales invocados.</w:t>
+      </w:r>
+    </w:p>
+    <w:p>
+      <w:pPr>
+        <w:spacing w:before="180" w:beforeAutospacing="1" w:after="100" w:afterAutospacing="1" w:line="240" w:lineRule="auto"/>
+        <w:rPr>
+          <w:rFonts w:ascii="Arial" w:hAnsi="Arial" w:cs="Arial"/>
+          <w:b/>
+          <w:bCs/>
+          <w:sz w:val="24"/>
+          <w:szCs w:val="24"/>
+        </w:rPr>
+      </w:pPr>
+      <w:r>
+        <w:rPr>
+          <w:rFonts w:ascii="Arial" w:hAnsi="Arial" w:cs="Arial"/>
+          <w:b/>
+          <w:bCs/>
+          <w:sz w:val="24"/>
+          <w:szCs w:val="24"/>
+        </w:rPr>
+        <w:t xml:space="preserve">MANIFESTACIÓN BAJO JURAMENTO</w:t>
+      </w:r>
+    </w:p>
+    <w:p>
+      <w:pPr>
+        <w:spacing w:before="100" w:beforeAutospacing="1" w:after="100" w:afterAutospacing="1" w:line="240" w:lineRule="auto"/>
+        <w:rPr>
+          <w:rFonts w:ascii="Arial" w:hAnsi="Arial" w:cs="Arial"/>
+          <w:sz w:val="24"/>
+          <w:szCs w:val="24"/>
+        </w:rPr>
+      </w:pPr>
+      <w:r>
+        <w:rPr>
+          <w:rFonts w:ascii="Arial" w:hAnsi="Arial" w:cs="Arial"/>
+          <w:sz w:val="24"/>
+          <w:szCs w:val="24"/>
+        </w:rPr>
+        <w:t xml:space="preserve">Bajo la gravedad del juramento, manifiesto que no he presentado otra acción de tutela por los mismos hechos ante otra autoridad judicial.</w:t>
+      </w:r>
+    </w:p>
+    <w:p>
+      <w:pPr>
+        <w:spacing w:before="180" w:beforeAutospacing="1" w:after="100" w:afterAutospacing="1" w:line="240" w:lineRule="auto"/>
+        <w:rPr>
+          <w:rFonts w:ascii="Arial" w:hAnsi="Arial" w:cs="Arial"/>
+          <w:b/>
+          <w:bCs/>
+          <w:sz w:val="24"/>
+          <w:szCs w:val="24"/>
+        </w:rPr>
+      </w:pPr>
+      <w:r>
+        <w:rPr>
+          <w:rFonts w:ascii="Arial" w:hAnsi="Arial" w:cs="Arial"/>
+          <w:b/>
+          <w:bCs/>
+          <w:sz w:val="24"/>
+          <w:szCs w:val="24"/>
+        </w:rPr>
+        <w:t xml:space="preserve">NOTIFICACIONES</w:t>
+      </w:r>
+    </w:p>
+    <w:p>
+      <w:pPr>
+        <w:spacing w:before="100" w:beforeAutospacing="1" w:after="100" w:afterAutospacing="1" w:line="240" w:lineRule="auto"/>
+        <w:rPr>
+          <w:rFonts w:ascii="Arial" w:hAnsi="Arial" w:cs="Arial"/>
+          <w:b/>
+          <w:bCs/>
+          <w:sz w:val="24"/>
+          <w:szCs w:val="24"/>
+        </w:rPr>
+      </w:pPr>
+      <w:r>
+        <w:rPr>
+          <w:rFonts w:ascii="Arial" w:hAnsi="Arial" w:cs="Arial"/>
+          <w:b/>
+          <w:bCs/>
+          <w:sz w:val="24"/>
+          <w:szCs w:val="24"/>
+        </w:rPr>
+        <w:t xml:space="preserve">PARTE ACCIONADA:</w:t>
+      </w:r>
+    </w:p>
+    <w:p>
+      <w:pPr>
+        <w:spacing w:before="100" w:beforeAutospacing="1" w:after="100" w:afterAutospacing="1" w:line="240" w:lineRule="auto"/>
+        <w:rPr>
+          <w:rFonts w:ascii="Arial" w:hAnsi="Arial" w:cs="Arial"/>
+          <w:sz w:val="24"/>
+          <w:szCs w:val="24"/>
+        </w:rPr>
+      </w:pPr>
+      <w:r>
+        <w:rPr>
+          <w:rFonts w:ascii="Arial" w:hAnsi="Arial" w:cs="Arial"/>
+          <w:sz w:val="24"/>
+          <w:szCs w:val="24"/>
+        </w:rPr>
+        <w:t xml:space="preserve">La entidad accionada recibe notificaciones en {DIRECCION_ENTIDAD_ACCIONADA} o en el correo {CORREO_ELECTRONICO_JUDICIAL_ENTIDAD}.</w:t>
+      </w:r>
+    </w:p>
+    <w:p>
+      <w:pPr>
+        <w:spacing w:before="100" w:beforeAutospacing="1" w:after="100" w:afterAutospacing="1" w:line="240" w:lineRule="auto"/>
+        <w:rPr>
+          <w:rFonts w:ascii="Arial" w:hAnsi="Arial" w:cs="Arial"/>
+          <w:b/>
+          <w:bCs/>
+          <w:sz w:val="24"/>
+          <w:szCs w:val="24"/>
+        </w:rPr>
+      </w:pPr>
+      <w:r>
+        <w:rPr>
+          <w:rFonts w:ascii="Arial" w:hAnsi="Arial" w:cs="Arial"/>
+          <w:b/>
+          <w:bCs/>
+          <w:sz w:val="24"/>
+          <w:szCs w:val="24"/>
+        </w:rPr>
+        <w:t xml:space="preserve">PARTE ACCIONANTE:</w:t>
+      </w:r>
+    </w:p>
+    <w:p>
+      <w:pPr>
+        <w:spacing w:before="100" w:beforeAutospacing="1" w:after="100" w:afterAutospacing="1" w:line="240" w:lineRule="auto"/>
+        <w:rPr>
+          <w:rFonts w:ascii="Arial" w:hAnsi="Arial" w:cs="Arial"/>
+          <w:sz w:val="24"/>
+          <w:szCs w:val="24"/>
+        </w:rPr>
+      </w:pPr>
+      <w:r>
+        <w:rPr>
+          <w:rFonts w:ascii="Arial" w:hAnsi="Arial" w:cs="Arial"/>
+          <w:sz w:val="24"/>
+          <w:szCs w:val="24"/>
+        </w:rPr>
+        <w:t xml:space="preserve">Recibiré notificaciones en la dirección: {DIRECCION_COMPLETA_RESIDENCIA_NOTIFICACION}, correo: {CORREO_ELECTRONICO_ACCIONANTE}, teléfono: {NUMERO_TELEFONICO_ACCIONANTE}.</w:t>
+      </w:r>
+    </w:p>
+    <w:p>
+      <w:pPr>
+        <w:spacing w:before="140" w:beforeAutospacing="1" w:after="100" w:afterAutospacing="1" w:line="240" w:lineRule="auto"/>
+        <w:rPr>
+          <w:rFonts w:ascii="Arial" w:hAnsi="Arial" w:cs="Arial"/>
+          <w:sz w:val="24"/>
+          <w:szCs w:val="24"/>
+        </w:rPr>
+      </w:pPr>
+      <w:r>
+        <w:rPr>
+          <w:rFonts w:ascii="Arial" w:hAnsi="Arial" w:cs="Arial"/>
+          <w:sz w:val="24"/>
+          <w:szCs w:val="24"/>
+        </w:rPr>
+        <w:t xml:space="preserve">Cordialmente,</w:t>
+      </w:r>
+    </w:p>
+    <w:p>
+      <w:pPr>
+        <w:spacing w:before="100" w:beforeAutospacing="1" w:after="100" w:afterAutospacing="1" w:line="240" w:lineRule="auto"/>
+        <w:rPr>
+          <w:rFonts w:ascii="Arial" w:hAnsi="Arial" w:cs="Arial"/>
+          <w:sz w:val="24"/>
+          <w:szCs w:val="24"/>
+        </w:rPr>
+      </w:pPr>
+      <w:r>
+        <w:rPr>
+          <w:rFonts w:ascii="Arial" w:hAnsi="Arial" w:cs="Arial"/>
+          <w:sz w:val="24"/>
+          <w:szCs w:val="24"/>
+        </w:rPr>
+        <w:t xml:space="preserve"/>
+      </w:r>
+    </w:p>
+    <w:p>
+      <w:pPr>
+        <w:spacing w:before="100" w:beforeAutospacing="1" w:after="100" w:afterAutospacing="1" w:line="240" w:lineRule="auto"/>
+        <w:rPr>
+          <w:rFonts w:ascii="Arial" w:hAnsi="Arial" w:cs="Arial"/>
+          <w:b/>
+          <w:bCs/>
+          <w:sz w:val="24"/>
+          <w:szCs w:val="24"/>
+        </w:rPr>
+      </w:pPr>
+      <w:r>
+        <w:rPr>
+          <w:rFonts w:ascii="Arial" w:hAnsi="Arial" w:cs="Arial"/>
+          <w:b/>
+          <w:bCs/>
+          <w:sz w:val="24"/>
+          <w:szCs w:val="24"/>
+        </w:rPr>
+        <w:t xml:space="preserve">{NOMBRE_COMPLETO_ACCIONANTE}</w:t>
+      </w:r>
+    </w:p>
+    <w:p>
+      <w:pPr>
+        <w:spacing w:before="100" w:beforeAutospacing="1" w:after="100" w:afterAutospacing="1" w:line="240" w:lineRule="auto"/>
+        <w:rPr>
+          <w:rFonts w:ascii="Arial" w:hAnsi="Arial" w:cs="Arial"/>
+          <w:sz w:val="24"/>
+          <w:szCs w:val="24"/>
+        </w:rPr>
+      </w:pPr>
+      <w:r>
+        <w:rPr>
+          <w:rFonts w:ascii="Arial" w:hAnsi="Arial" w:cs="Arial"/>
+          <w:sz w:val="24"/>
+          <w:szCs w:val="24"/>
+        </w:rPr>
+        <w:t xml:space="preserve">C.C. No. {NUMERO_DOCUMENTO}</w:t>
+      </w:r>
+    </w:p>
+    <w:sectPr>
+      <w:pgSz w:w="12240" w:h="15840" w:orient="portrait"/>
+      <w:pgMar w:top="1417" w:right="1701" w:bottom="1417" w:left="1701" w:header="708" w:footer="708" w:gutter="0"/>
+      <w:cols w:space="708"/>
+      <w:docGrid w:linePitch="360"/>
+    </w:sectPr>
   </w:body>
 </w:document>
 </file>
@@ -70,13 +763,13 @@
 <file path=word/numbering.xml><?xml version="1.0" encoding="utf-8"?>
 <w:numbering xmlns:wpc="http://schemas.microsoft.com/office/word/2010/wordprocessingCanvas" xmlns:cx="http://schemas.microsoft.com/office/drawing/2014/chartex" xmlns:cx1="http://schemas.microsoft.com/office/drawing/2015/9/8/chartex" xmlns:cx2="http://schemas.microsoft.com/office/drawing/2015/10/21/chartex" xmlns:cx3="http://schemas.microsoft.com/office/drawing/2016/5/9/chartex" xmlns:cx4="http://schemas.microsoft.com/office/drawing/2016/5/10/chartex" xmlns:cx5="http://schemas.microsoft.com/office/drawing/2016/5/11/chartex" xmlns:cx6="http://schemas.microsoft.com/office/drawing/2016/5/12/chartex" xmlns:cx7="http://schemas.microsoft.com/office/drawing/2016/5/13/chartex" xmlns:cx8="http://schemas.microsoft.com/office/drawing/2016/5/14/chartex" xmlns:mc="http://schemas.openxmlformats.org/markup-compatibility/2006" xmlns:aink="http://schemas.microsoft.com/office/drawing/2016/ink" xmlns:am3d="http://schemas.microsoft.com/office/drawing/2017/model3d" xmlns:o="urn:schemas-microsoft-com:office:office" xmlns:r="http://schemas.openxmlformats.org/officeDocument/2006/relationships" xmlns:m="http://schemas.openxmlformats.org/officeDocument/2006/math" xmlns:v="urn:schemas-microsoft-com:vml" xmlns:wp14="http://schemas.microsoft.com/office/word/2010/wordprocessingDrawing" xmlns:wp="http://schemas.openxmlformats.org/drawingml/2006/wordprocessingDrawing" xmlns:w10="urn:schemas-microsoft-com:office:word" xmlns:w="http://schemas.openxmlformats.org/wordprocessingml/2006/main" xmlns:w14="http://schemas.microsoft.com/office/word/2010/wordml" xmlns:w15="http://schemas.microsoft.com/office/word/2012/wordml" xmlns:w16cex="http://schemas.microsoft.com/office/word/2018/wordml/cex" xmlns:w16cid="http://schemas.microsoft.com/office/word/2016/wordml/cid" xmlns:w16="http://schemas.microsoft.com/office/word/2018/wordml" xmlns:w16sdtdh="http://schemas.microsoft.com/office/word/2020/wordml/sdtdatahash" xmlns:w16se="http://schemas.microsoft.com/office/word/2015/wordml/symex" xmlns:wpg="http://schemas.microsoft.com/office/word/2010/wordprocessingGroup" xmlns:wpi="http://schemas.microsoft.com/office/word/2010/wordprocessingInk" xmlns:wne="http://schemas.microsoft.com/office/word/2006/wordml" xmlns:wps="http://schemas.microsoft.com/office/word/2010/wordprocessingShape" mc:Ignorable="w14 w15 w16se w16cid w16 w16cex w16sdtdh wp14">
   <w:abstractNum w:abstractNumId="0" w15:restartNumberingAfterBreak="0">
-    <w:nsid w:val="018F06A7"/>
+    <w:nsid w:val="1F401510"/>
     <w:multiLevelType w:val="multilevel"/>
-    <w:tmpl w:val="C108E6D6"/>
+    <w:tmpl w:val="65F872FA"/>
     <w:lvl w:ilvl="0">
       <w:start w:val="1"/>
-      <w:numFmt w:val="bullet"/>
-      <w:lvlText w:val=""/>
+      <w:numFmt w:val="decimal"/>
+      <w:lvlText w:val="%1."/>
       <w:lvlJc w:val="left"/>
       <w:pPr>
         <w:tabs>
@@ -84,15 +777,11 @@
         </w:tabs>
         <w:ind w:left="720" w:hanging="360"/>
       </w:pPr>
-      <w:rPr>
-        <w:rFonts w:ascii="Symbol" w:hAnsi="Symbol" w:hint="default"/>
-        <w:sz w:val="20"/>
-      </w:rPr>
     </w:lvl>
     <w:lvl w:ilvl="1" w:tentative="1">
       <w:start w:val="1"/>
-      <w:numFmt w:val="bullet"/>
-      <w:lvlText w:val="o"/>
+      <w:numFmt w:val="decimal"/>
+      <w:lvlText w:val="%2."/>
       <w:lvlJc w:val="left"/>
       <w:pPr>
         <w:tabs>
@@ -100,15 +789,11 @@
         </w:tabs>
         <w:ind w:left="1440" w:hanging="360"/>
       </w:pPr>
-      <w:rPr>
-        <w:rFonts w:ascii="Courier New" w:hAnsi="Courier New" w:hint="default"/>
-        <w:sz w:val="20"/>
-      </w:rPr>
     </w:lvl>
     <w:lvl w:ilvl="2" w:tentative="1">
       <w:start w:val="1"/>
-      <w:numFmt w:val="bullet"/>
-      <w:lvlText w:val=""/>
+      <w:numFmt w:val="decimal"/>
+      <w:lvlText w:val="%3."/>
       <w:lvlJc w:val="left"/>
       <w:pPr>
         <w:tabs>
@@ -116,15 +801,11 @@
         </w:tabs>
         <w:ind w:left="2160" w:hanging="360"/>
       </w:pPr>
-      <w:rPr>
-        <w:rFonts w:ascii="Wingdings" w:hAnsi="Wingdings" w:hint="default"/>
-        <w:sz w:val="20"/>
-      </w:rPr>
     </w:lvl>
     <w:lvl w:ilvl="3" w:tentative="1">
       <w:start w:val="1"/>
-      <w:numFmt w:val="bullet"/>
-      <w:lvlText w:val=""/>
+      <w:numFmt w:val="decimal"/>
+      <w:lvlText w:val="%4."/>
       <w:lvlJc w:val="left"/>
       <w:pPr>
         <w:tabs>
@@ -132,15 +813,11 @@
         </w:tabs>
         <w:ind w:left="2880" w:hanging="360"/>
       </w:pPr>
-      <w:rPr>
-        <w:rFonts w:ascii="Wingdings" w:hAnsi="Wingdings" w:hint="default"/>
-        <w:sz w:val="20"/>
-      </w:rPr>
     </w:lvl>
     <w:lvl w:ilvl="4" w:tentative="1">
       <w:start w:val="1"/>
-      <w:numFmt w:val="bullet"/>
-      <w:lvlText w:val=""/>
+      <w:numFmt w:val="decimal"/>
+      <w:lvlText w:val="%5."/>
       <w:lvlJc w:val="left"/>
       <w:pPr>
         <w:tabs>
@@ -148,15 +825,11 @@
         </w:tabs>
         <w:ind w:left="3600" w:hanging="360"/>
       </w:pPr>
-      <w:rPr>
-        <w:rFonts w:ascii="Wingdings" w:hAnsi="Wingdings" w:hint="default"/>
-        <w:sz w:val="20"/>
-      </w:rPr>
     </w:lvl>
     <w:lvl w:ilvl="5" w:tentative="1">
       <w:start w:val="1"/>
-      <w:numFmt w:val="bullet"/>
-      <w:lvlText w:val=""/>
+      <w:numFmt w:val="decimal"/>
+      <w:lvlText w:val="%6."/>
       <w:lvlJc w:val="left"/>
       <w:pPr>
         <w:tabs>
@@ -164,15 +837,11 @@
         </w:tabs>
         <w:ind w:left="4320" w:hanging="360"/>
       </w:pPr>
-      <w:rPr>
-        <w:rFonts w:ascii="Wingdings" w:hAnsi="Wingdings" w:hint="default"/>
-        <w:sz w:val="20"/>
-      </w:rPr>
     </w:lvl>
     <w:lvl w:ilvl="6" w:tentative="1">
       <w:start w:val="1"/>
-      <w:numFmt w:val="bullet"/>
-      <w:lvlText w:val=""/>
+      <w:numFmt w:val="decimal"/>
+      <w:lvlText w:val="%7."/>
       <w:lvlJc w:val="left"/>
       <w:pPr>
         <w:tabs>
@@ -180,15 +849,11 @@
         </w:tabs>
         <w:ind w:left="5040" w:hanging="360"/>
       </w:pPr>
-      <w:rPr>
-        <w:rFonts w:ascii="Wingdings" w:hAnsi="Wingdings" w:hint="default"/>
-        <w:sz w:val="20"/>
-      </w:rPr>
     </w:lvl>
     <w:lvl w:ilvl="7" w:tentative="1">
       <w:start w:val="1"/>
-      <w:numFmt w:val="bullet"/>
-      <w:lvlText w:val=""/>
+      <w:numFmt w:val="decimal"/>
+      <w:lvlText w:val="%8."/>
       <w:lvlJc w:val="left"/>
       <w:pPr>
         <w:tabs>
@@ -196,15 +861,11 @@
         </w:tabs>
         <w:ind w:left="5760" w:hanging="360"/>
       </w:pPr>
-      <w:rPr>
-        <w:rFonts w:ascii="Wingdings" w:hAnsi="Wingdings" w:hint="default"/>
-        <w:sz w:val="20"/>
-      </w:rPr>
     </w:lvl>
     <w:lvl w:ilvl="8" w:tentative="1">
       <w:start w:val="1"/>
-      <w:numFmt w:val="bullet"/>
-      <w:lvlText w:val=""/>
+      <w:numFmt w:val="decimal"/>
+      <w:lvlText w:val="%9."/>
       <w:lvlJc w:val="left"/>
       <w:pPr>
         <w:tabs>
@@ -212,10 +873,6 @@
         </w:tabs>
         <w:ind w:left="6480" w:hanging="360"/>
       </w:pPr>
-      <w:rPr>
-        <w:rFonts w:ascii="Wingdings" w:hAnsi="Wingdings" w:hint="default"/>
-        <w:sz w:val="20"/>
-      </w:rPr>
     </w:lvl>
   </w:abstractNum>
   <w:num w:numId="1">
@@ -229,7 +886,7 @@
   <w:docDefaults>
     <w:rPrDefault>
       <w:rPr>
-        <w:rFonts w:asciiTheme="minorHAnsi" w:eastAsiaTheme="minorHAnsi" w:hAnsiTheme="minorHAnsi" w:cstheme="minorBidi"/>
+        <w:rFonts w:asciiTheme="minorHAnsi" w:hAnsiTheme="minorHAnsi" w:eastAsiaTheme="minorHAnsi" w:cstheme="minorBidi"/>
         <w:sz w:val="22"/>
         <w:szCs w:val="22"/>
         <w:lang w:val="es-CO" w:eastAsia="en-US" w:bidi="ar-SA"/>
@@ -244,14 +901,14 @@
   <w:latentStyles w:defLockedState="0" w:defUIPriority="99" w:defSemiHidden="0" w:defUnhideWhenUsed="0" w:defQFormat="0" w:count="376">
     <w:lsdException w:name="Normal" w:uiPriority="0" w:qFormat="1"/>
     <w:lsdException w:name="heading 1" w:uiPriority="9" w:qFormat="1"/>
-    <w:lsdException w:name="heading 2" w:semiHidden="1" w:uiPriority="9" w:unhideWhenUsed="1" w:qFormat="1"/>
-    <w:lsdException w:name="heading 3" w:semiHidden="1" w:uiPriority="9" w:unhideWhenUsed="1" w:qFormat="1"/>
-    <w:lsdException w:name="heading 4" w:semiHidden="1" w:uiPriority="9" w:unhideWhenUsed="1" w:qFormat="1"/>
-    <w:lsdException w:name="heading 5" w:semiHidden="1" w:uiPriority="9" w:unhideWhenUsed="1" w:qFormat="1"/>
-    <w:lsdException w:name="heading 6" w:semiHidden="1" w:uiPriority="9" w:unhideWhenUsed="1" w:qFormat="1"/>
-    <w:lsdException w:name="heading 7" w:semiHidden="1" w:uiPriority="9" w:unhideWhenUsed="1" w:qFormat="1"/>
-    <w:lsdException w:name="heading 8" w:semiHidden="1" w:uiPriority="9" w:unhideWhenUsed="1" w:qFormat="1"/>
-    <w:lsdException w:name="heading 9" w:semiHidden="1" w:uiPriority="9" w:unhideWhenUsed="1" w:qFormat="1"/>
+    <w:lsdException w:name="heading 2" w:uiPriority="9" w:semiHidden="1" w:unhideWhenUsed="1" w:qFormat="1"/>
+    <w:lsdException w:name="heading 3" w:uiPriority="9" w:semiHidden="1" w:unhideWhenUsed="1" w:qFormat="1"/>
+    <w:lsdException w:name="heading 4" w:uiPriority="9" w:semiHidden="1" w:unhideWhenUsed="1" w:qFormat="1"/>
+    <w:lsdException w:name="heading 5" w:uiPriority="9" w:semiHidden="1" w:unhideWhenUsed="1" w:qFormat="1"/>
+    <w:lsdException w:name="heading 6" w:uiPriority="9" w:semiHidden="1" w:unhideWhenUsed="1" w:qFormat="1"/>
+    <w:lsdException w:name="heading 7" w:uiPriority="9" w:semiHidden="1" w:unhideWhenUsed="1" w:qFormat="1"/>
+    <w:lsdException w:name="heading 8" w:uiPriority="9" w:semiHidden="1" w:unhideWhenUsed="1" w:qFormat="1"/>
+    <w:lsdException w:name="heading 9" w:uiPriority="9" w:semiHidden="1" w:unhideWhenUsed="1" w:qFormat="1"/>
     <w:lsdException w:name="index 1" w:semiHidden="1" w:unhideWhenUsed="1"/>
     <w:lsdException w:name="index 2" w:semiHidden="1" w:unhideWhenUsed="1"/>
     <w:lsdException w:name="index 3" w:semiHidden="1" w:unhideWhenUsed="1"/>
@@ -261,22 +918,22 @@
     <w:lsdException w:name="index 7" w:semiHidden="1" w:unhideWhenUsed="1"/>
     <w:lsdException w:name="index 8" w:semiHidden="1" w:unhideWhenUsed="1"/>
     <w:lsdException w:name="index 9" w:semiHidden="1" w:unhideWhenUsed="1"/>
-    <w:lsdException w:name="toc 1" w:semiHidden="1" w:uiPriority="39" w:unhideWhenUsed="1"/>
-    <w:lsdException w:name="toc 2" w:semiHidden="1" w:uiPriority="39" w:unhideWhenUsed="1"/>
-    <w:lsdException w:name="toc 3" w:semiHidden="1" w:uiPriority="39" w:unhideWhenUsed="1"/>
-    <w:lsdException w:name="toc 4" w:semiHidden="1" w:uiPriority="39" w:unhideWhenUsed="1"/>
-    <w:lsdException w:name="toc 5" w:semiHidden="1" w:uiPriority="39" w:unhideWhenUsed="1"/>
-    <w:lsdException w:name="toc 6" w:semiHidden="1" w:uiPriority="39" w:unhideWhenUsed="1"/>
-    <w:lsdException w:name="toc 7" w:semiHidden="1" w:uiPriority="39" w:unhideWhenUsed="1"/>
-    <w:lsdException w:name="toc 8" w:semiHidden="1" w:uiPriority="39" w:unhideWhenUsed="1"/>
-    <w:lsdException w:name="toc 9" w:semiHidden="1" w:uiPriority="39" w:unhideWhenUsed="1"/>
+    <w:lsdException w:name="toc 1" w:uiPriority="39" w:semiHidden="1" w:unhideWhenUsed="1"/>
+    <w:lsdException w:name="toc 2" w:uiPriority="39" w:semiHidden="1" w:unhideWhenUsed="1"/>
+    <w:lsdException w:name="toc 3" w:uiPriority="39" w:semiHidden="1" w:unhideWhenUsed="1"/>
+    <w:lsdException w:name="toc 4" w:uiPriority="39" w:semiHidden="1" w:unhideWhenUsed="1"/>
+    <w:lsdException w:name="toc 5" w:uiPriority="39" w:semiHidden="1" w:unhideWhenUsed="1"/>
+    <w:lsdException w:name="toc 6" w:uiPriority="39" w:semiHidden="1" w:unhideWhenUsed="1"/>
+    <w:lsdException w:name="toc 7" w:uiPriority="39" w:semiHidden="1" w:unhideWhenUsed="1"/>
+    <w:lsdException w:name="toc 8" w:uiPriority="39" w:semiHidden="1" w:unhideWhenUsed="1"/>
+    <w:lsdException w:name="toc 9" w:uiPriority="39" w:semiHidden="1" w:unhideWhenUsed="1"/>
     <w:lsdException w:name="Normal Indent" w:semiHidden="1" w:unhideWhenUsed="1"/>
     <w:lsdException w:name="footnote text" w:semiHidden="1" w:unhideWhenUsed="1"/>
     <w:lsdException w:name="annotation text" w:semiHidden="1" w:unhideWhenUsed="1"/>
     <w:lsdException w:name="header" w:semiHidden="1" w:unhideWhenUsed="1"/>
     <w:lsdException w:name="footer" w:semiHidden="1" w:unhideWhenUsed="1"/>
     <w:lsdException w:name="index heading" w:semiHidden="1" w:unhideWhenUsed="1"/>
-    <w:lsdException w:name="caption" w:semiHidden="1" w:uiPriority="35" w:unhideWhenUsed="1" w:qFormat="1"/>
+    <w:lsdException w:name="caption" w:uiPriority="35" w:semiHidden="1" w:unhideWhenUsed="1" w:qFormat="1"/>
     <w:lsdException w:name="table of figures" w:semiHidden="1" w:unhideWhenUsed="1"/>
     <w:lsdException w:name="envelope address" w:semiHidden="1" w:unhideWhenUsed="1"/>
     <w:lsdException w:name="envelope return" w:semiHidden="1" w:unhideWhenUsed="1"/>
@@ -307,7 +964,7 @@
     <w:lsdException w:name="Title" w:uiPriority="10" w:qFormat="1"/>
     <w:lsdException w:name="Closing" w:semiHidden="1" w:unhideWhenUsed="1"/>
     <w:lsdException w:name="Signature" w:semiHidden="1" w:unhideWhenUsed="1"/>
-    <w:lsdException w:name="Default Paragraph Font" w:semiHidden="1" w:uiPriority="1" w:unhideWhenUsed="1"/>
+    <w:lsdException w:name="Default Paragraph Font" w:uiPriority="1" w:semiHidden="1" w:unhideWhenUsed="1"/>
     <w:lsdException w:name="Body Text" w:semiHidden="1" w:unhideWhenUsed="1"/>
     <w:lsdException w:name="Body Text Indent" w:semiHidden="1" w:unhideWhenUsed="1"/>
     <w:lsdException w:name="List Continue" w:semiHidden="1" w:unhideWhenUsed="1"/>
@@ -507,8 +1164,8 @@
     <w:lsdException w:name="Subtle Reference" w:uiPriority="31" w:qFormat="1"/>
     <w:lsdException w:name="Intense Reference" w:uiPriority="32" w:qFormat="1"/>
     <w:lsdException w:name="Book Title" w:uiPriority="33" w:qFormat="1"/>
-    <w:lsdException w:name="Bibliography" w:semiHidden="1" w:uiPriority="37" w:unhideWhenUsed="1"/>
-    <w:lsdException w:name="TOC Heading" w:semiHidden="1" w:uiPriority="39" w:unhideWhenUsed="1" w:qFormat="1"/>
+    <w:lsdException w:name="Bibliography" w:uiPriority="37" w:semiHidden="1" w:unhideWhenUsed="1"/>
+    <w:lsdException w:name="TOC Heading" w:uiPriority="39" w:semiHidden="1" w:unhideWhenUsed="1" w:qFormat="1"/>
     <w:lsdException w:name="Plain Table 1" w:uiPriority="41"/>
     <w:lsdException w:name="Plain Table 2" w:uiPriority="42"/>
     <w:lsdException w:name="Plain Table 3" w:uiPriority="43"/>
@@ -619,30 +1276,9 @@
     <w:lsdException w:name="Unresolved Mention" w:semiHidden="1" w:unhideWhenUsed="1"/>
     <w:lsdException w:name="Smart Link" w:semiHidden="1" w:unhideWhenUsed="1"/>
   </w:latentStyles>
-  <w:style w:type="paragraph" w:default="1" w:styleId="Normal">
+  <w:style w:type="paragraph" w:styleId="Normal" w:default="1">
     <w:name w:val="Normal"/>
     <w:qFormat/>
-  </w:style>
-  <w:style w:type="paragraph" w:styleId="Ttulo1">
-    <w:name w:val="heading 1"/>
-    <w:basedOn w:val="Normal"/>
-    <w:link w:val="Ttulo1Car"/>
-    <w:uiPriority w:val="9"/>
-    <w:qFormat/>
-    <w:rsid w:val="002677BE"/>
-    <w:pPr>
-      <w:spacing w:before="100" w:beforeAutospacing="1" w:after="100" w:afterAutospacing="1" w:line="240" w:lineRule="auto"/>
-      <w:outlineLvl w:val="0"/>
-    </w:pPr>
-    <w:rPr>
-      <w:rFonts w:ascii="Times New Roman" w:eastAsia="Times New Roman" w:hAnsi="Times New Roman" w:cs="Times New Roman"/>
-      <w:b/>
-      <w:bCs/>
-      <w:kern w:val="36"/>
-      <w:sz w:val="48"/>
-      <w:szCs w:val="48"/>
-      <w:lang w:eastAsia="es-CO"/>
-    </w:rPr>
   </w:style>
   <w:style w:type="paragraph" w:styleId="Ttulo2">
     <w:name w:val="heading 2"/>
@@ -650,13 +1286,13 @@
     <w:link w:val="Ttulo2Car"/>
     <w:uiPriority w:val="9"/>
     <w:qFormat/>
-    <w:rsid w:val="002677BE"/>
+    <w:rsid w:val="002B4425"/>
     <w:pPr>
       <w:spacing w:before="100" w:beforeAutospacing="1" w:after="100" w:afterAutospacing="1" w:line="240" w:lineRule="auto"/>
       <w:outlineLvl w:val="1"/>
     </w:pPr>
     <w:rPr>
-      <w:rFonts w:ascii="Times New Roman" w:eastAsia="Times New Roman" w:hAnsi="Times New Roman" w:cs="Times New Roman"/>
+      <w:rFonts w:ascii="Times New Roman" w:hAnsi="Times New Roman" w:eastAsia="Times New Roman" w:cs="Times New Roman"/>
       <w:b/>
       <w:bCs/>
       <w:sz w:val="36"/>
@@ -664,13 +1300,13 @@
       <w:lang w:eastAsia="es-CO"/>
     </w:rPr>
   </w:style>
-  <w:style w:type="character" w:default="1" w:styleId="Fuentedeprrafopredeter">
+  <w:style w:type="character" w:styleId="Fuentedeprrafopredeter" w:default="1">
     <w:name w:val="Default Paragraph Font"/>
     <w:uiPriority w:val="1"/>
     <w:semiHidden/>
     <w:unhideWhenUsed/>
   </w:style>
-  <w:style w:type="table" w:default="1" w:styleId="Tablanormal">
+  <w:style w:type="table" w:styleId="Tablanormal" w:default="1">
     <w:name w:val="Normal Table"/>
     <w:uiPriority w:val="99"/>
     <w:semiHidden/>
@@ -685,36 +1321,20 @@
       </w:tblCellMar>
     </w:tblPr>
   </w:style>
-  <w:style w:type="numbering" w:default="1" w:styleId="Sinlista">
+  <w:style w:type="numbering" w:styleId="Sinlista" w:default="1">
     <w:name w:val="No List"/>
     <w:uiPriority w:val="99"/>
     <w:semiHidden/>
     <w:unhideWhenUsed/>
   </w:style>
-  <w:style w:type="character" w:customStyle="1" w:styleId="Ttulo1Car">
-    <w:name w:val="Título 1 Car"/>
-    <w:basedOn w:val="Fuentedeprrafopredeter"/>
-    <w:link w:val="Ttulo1"/>
-    <w:uiPriority w:val="9"/>
-    <w:rsid w:val="002677BE"/>
-    <w:rPr>
-      <w:rFonts w:ascii="Times New Roman" w:eastAsia="Times New Roman" w:hAnsi="Times New Roman" w:cs="Times New Roman"/>
-      <w:b/>
-      <w:bCs/>
-      <w:kern w:val="36"/>
-      <w:sz w:val="48"/>
-      <w:szCs w:val="48"/>
-      <w:lang w:eastAsia="es-CO"/>
-    </w:rPr>
-  </w:style>
-  <w:style w:type="character" w:customStyle="1" w:styleId="Ttulo2Car">
+  <w:style w:type="character" w:styleId="Ttulo2Car" w:customStyle="1">
     <w:name w:val="Título 2 Car"/>
     <w:basedOn w:val="Fuentedeprrafopredeter"/>
     <w:link w:val="Ttulo2"/>
     <w:uiPriority w:val="9"/>
-    <w:rsid w:val="002677BE"/>
+    <w:rsid w:val="002B4425"/>
     <w:rPr>
-      <w:rFonts w:ascii="Times New Roman" w:eastAsia="Times New Roman" w:hAnsi="Times New Roman" w:cs="Times New Roman"/>
+      <w:rFonts w:ascii="Times New Roman" w:hAnsi="Times New Roman" w:eastAsia="Times New Roman" w:cs="Times New Roman"/>
       <w:b/>
       <w:bCs/>
       <w:sz w:val="36"/>
@@ -728,12 +1348,12 @@
     <w:uiPriority w:val="99"/>
     <w:semiHidden/>
     <w:unhideWhenUsed/>
-    <w:rsid w:val="002677BE"/>
+    <w:rsid w:val="002B4425"/>
     <w:pPr>
       <w:spacing w:before="100" w:beforeAutospacing="1" w:after="100" w:afterAutospacing="1" w:line="240" w:lineRule="auto"/>
     </w:pPr>
     <w:rPr>
-      <w:rFonts w:ascii="Times New Roman" w:eastAsia="Times New Roman" w:hAnsi="Times New Roman" w:cs="Times New Roman"/>
+      <w:rFonts w:ascii="Times New Roman" w:hAnsi="Times New Roman" w:eastAsia="Times New Roman" w:cs="Times New Roman"/>
       <w:sz w:val="24"/>
       <w:szCs w:val="24"/>
       <w:lang w:eastAsia="es-CO"/>
@@ -744,17 +1364,29 @@
     <w:basedOn w:val="Fuentedeprrafopredeter"/>
     <w:uiPriority w:val="22"/>
     <w:qFormat/>
-    <w:rsid w:val="002677BE"/>
+    <w:rsid w:val="002B4425"/>
     <w:rPr>
       <w:b/>
       <w:bCs/>
+    </w:rPr>
+  </w:style>
+  <w:style w:type="character" w:styleId="Hipervnculo">
+    <w:name w:val="Hyperlink"/>
+    <w:basedOn w:val="Fuentedeprrafopredeter"/>
+    <w:uiPriority w:val="99"/>
+    <w:semiHidden/>
+    <w:unhideWhenUsed/>
+    <w:rsid w:val="002B4425"/>
+    <w:rPr>
+      <w:color w:val="0000FF"/>
+      <w:u w:val="single"/>
     </w:rPr>
   </w:style>
 </w:styles>
 </file>
 
 <file path=word/theme/theme1.xml><?xml version="1.0" encoding="utf-8"?>
-<a:theme xmlns:a="http://schemas.openxmlformats.org/drawingml/2006/main" name="Tema de Office">
+<a:theme xmlns:a="http://schemas.openxmlformats.org/drawingml/2006/main" xmlns:thm15="http://schemas.microsoft.com/office/thememl/2012/main" name="Tema de Office">
   <a:themeElements>
     <a:clrScheme name="Office">
       <a:dk1>
